--- a/docs/publications/aan-training-program/AAN_Training_Program_Charter.docx
+++ b/docs/publications/aan-training-program/AAN_Training_Program_Charter.docx
@@ -20,7 +20,7 @@
           <w:color w:val="5A5A5A"/>
           <w:sz w:val="24"/>
         </w:rPr>
-        <w:t>Two-track curriculum over the 15-book Federal Application-Aware Networking series — compliance and implementation</w:t>
+        <w:t>Two-track curriculum over the 17-book Federal Application-Aware Networking series — compliance and implementation</w:t>
       </w:r>
     </w:p>
     <w:p>
@@ -167,13 +167,13 @@
           <w:b/>
           <w:sz w:val="22"/>
         </w:rPr>
-        <w:t>15-book corpus</w:t>
+        <w:t>17-book corpus</w:t>
       </w:r>
       <w:r>
         <w:rPr>
           <w:sz w:val="22"/>
         </w:rPr>
-        <w:t xml:space="preserve"> (Book 00 through Book 14) that documents a complete federal network modernization: landing zone and IPAM, network and telecommunications modernization, data-platform authentication, privileged access, vulnerability management, data protection, detection engineering, business continuity, supply-chain risk, program governance, and PII transparency. The books live in draft staging at </w:t>
+        <w:t xml:space="preserve"> (Book 00 through Book 16) that documents a complete federal network modernization: landing zone and IPAM, network and telecommunications modernization, data-platform authentication, privileged access, vulnerability management, data protection, detection engineering, business continuity, supply-chain risk, program governance, PII transparency, cybersecurity training, and the authorization package / ConMon wrapper. The books live in draft staging at </w:t>
       </w:r>
       <w:r>
         <w:rPr>
@@ -251,7 +251,7 @@
           <w:color w:val="5A5A5A"/>
           <w:sz w:val="18"/>
         </w:rPr>
-        <w:t>Figure 1 — The program at a glance: 15 books produce artifacts, seven slot mappings bind them as evidence, and two tracks teach the corpus.</w:t>
+        <w:t>Figure 1 — The program at a glance: 17 books produce artifacts, eight slot mappings bind them as evidence, and two tracks teach the corpus.</w:t>
       </w:r>
     </w:p>
     <w:p>
@@ -422,7 +422,7 @@
               <w:rPr>
                 <w:sz w:val="18"/>
               </w:rPr>
-              <w:t>Can state, for each of the 15 books, which NIST SP 800-53 Rev 5 controls it closes, which FedRAMP 20x KSI category evaluates that closure, and how the evidence flows through the UIAO conformance pipeline</w:t>
+              <w:t>Can state, for each of the 17 books, which NIST SP 800-53 Rev 5 controls it closes, which FedRAMP 20x KSI category evaluates that closure, and how the evidence flows through the UIAO conformance pipeline</w:t>
             </w:r>
           </w:p>
         </w:tc>
@@ -664,7 +664,7 @@
         <w:rPr>
           <w:color w:val="0D1B2E"/>
         </w:rPr>
-        <w:t>The 15-book corpus</w:t>
+        <w:t>The 17-book corpus</w:t>
       </w:r>
     </w:p>
     <w:p>
@@ -1881,6 +1881,150 @@
           </w:p>
         </w:tc>
       </w:tr>
+      <w:tr>
+        <w:tc>
+          <w:tcPr>
+            <w:tcW w:type="dxa" w:w="1872"/>
+          </w:tcPr>
+          <w:p>
+            <w:r/>
+            <w:r>
+              <w:rPr>
+                <w:sz w:val="18"/>
+              </w:rPr>
+              <w:t>15</w:t>
+            </w:r>
+          </w:p>
+        </w:tc>
+        <w:tc>
+          <w:tcPr>
+            <w:tcW w:type="dxa" w:w="1872"/>
+          </w:tcPr>
+          <w:p>
+            <w:r/>
+            <w:r>
+              <w:rPr>
+                <w:sz w:val="18"/>
+              </w:rPr>
+              <w:t>Cybersecurity Training &amp; Awareness</w:t>
+            </w:r>
+          </w:p>
+        </w:tc>
+        <w:tc>
+          <w:tcPr>
+            <w:tcW w:type="dxa" w:w="1872"/>
+          </w:tcPr>
+          <w:p>
+            <w:r/>
+            <w:r>
+              <w:rPr>
+                <w:sz w:val="18"/>
+              </w:rPr>
+              <w:t>AT control family, LMS evidence</w:t>
+            </w:r>
+          </w:p>
+        </w:tc>
+        <w:tc>
+          <w:tcPr>
+            <w:tcW w:type="dxa" w:w="1872"/>
+          </w:tcPr>
+          <w:p>
+            <w:r/>
+            <w:r>
+              <w:rPr>
+                <w:sz w:val="18"/>
+              </w:rPr>
+              <w:t>8 — training</w:t>
+            </w:r>
+          </w:p>
+        </w:tc>
+        <w:tc>
+          <w:tcPr>
+            <w:tcW w:type="dxa" w:w="1872"/>
+          </w:tcPr>
+          <w:p>
+            <w:r/>
+            <w:r>
+              <w:rPr>
+                <w:sz w:val="18"/>
+              </w:rPr>
+              <w:t>KSI-CED</w:t>
+            </w:r>
+          </w:p>
+        </w:tc>
+      </w:tr>
+      <w:tr>
+        <w:tc>
+          <w:tcPr>
+            <w:tcW w:type="dxa" w:w="1872"/>
+          </w:tcPr>
+          <w:p>
+            <w:r/>
+            <w:r>
+              <w:rPr>
+                <w:sz w:val="18"/>
+              </w:rPr>
+              <w:t>16</w:t>
+            </w:r>
+          </w:p>
+        </w:tc>
+        <w:tc>
+          <w:tcPr>
+            <w:tcW w:type="dxa" w:w="1872"/>
+          </w:tcPr>
+          <w:p>
+            <w:r/>
+            <w:r>
+              <w:rPr>
+                <w:sz w:val="18"/>
+              </w:rPr>
+              <w:t>Authorization Package &amp; ConMon</w:t>
+            </w:r>
+          </w:p>
+        </w:tc>
+        <w:tc>
+          <w:tcPr>
+            <w:tcW w:type="dxa" w:w="1872"/>
+          </w:tcPr>
+          <w:p>
+            <w:r/>
+            <w:r>
+              <w:rPr>
+                <w:sz w:val="18"/>
+              </w:rPr>
+              <w:t>OSCAL AP/AR/POA&amp;M, CA family</w:t>
+            </w:r>
+          </w:p>
+        </w:tc>
+        <w:tc>
+          <w:tcPr>
+            <w:tcW w:type="dxa" w:w="1872"/>
+          </w:tcPr>
+          <w:p>
+            <w:r/>
+            <w:r>
+              <w:rPr>
+                <w:sz w:val="18"/>
+              </w:rPr>
+              <w:t>(assembles all eight slots)</w:t>
+            </w:r>
+          </w:p>
+        </w:tc>
+        <w:tc>
+          <w:tcPr>
+            <w:tcW w:type="dxa" w:w="1872"/>
+          </w:tcPr>
+          <w:p>
+            <w:r/>
+            <w:r>
+              <w:rPr>
+                <w:sz w:val="18"/>
+              </w:rPr>
+              <w:t>—</w:t>
+            </w:r>
+          </w:p>
+        </w:tc>
+      </w:tr>
     </w:tbl>
     <w:p/>
     <w:p>
@@ -2052,7 +2196,7 @@
         <w:rPr>
           <w:sz w:val="22"/>
         </w:rPr>
-        <w:t>) against the seven AAN evidence slots.</w:t>
+        <w:t>) against the eight AAN evidence slots.</w:t>
       </w:r>
     </w:p>
     <w:p>
@@ -2144,7 +2288,7 @@
         <w:rPr>
           <w:sz w:val="22"/>
         </w:rPr>
-        <w:t xml:space="preserve"> — a clean walk of all seven slot mappings: for each slot, name the books that feed it, the KSI category that evaluates it, and produce a </w:t>
+        <w:t xml:space="preserve"> — a clean walk of all eight slot mappings: for each slot, name the books that feed it, the KSI category that evaluates it, and produce a </w:t>
       </w:r>
       <w:r>
         <w:rPr>
@@ -2307,6 +2451,30 @@
           <w:sz w:val="22"/>
         </w:rPr>
         <w:t xml:space="preserve"> — shipped: per-slot scoring sheets for the Track A capstone with a four-level scale and explicit pass bar.</w:t>
+      </w:r>
+    </w:p>
+    <w:p>
+      <w:pPr>
+        <w:pStyle w:val="ListBullet"/>
+      </w:pPr>
+      <w:r>
+        <w:rPr>
+          <w:sz w:val="22"/>
+        </w:rPr>
+        <w:t xml:space="preserve">✅ </w:t>
+      </w:r>
+      <w:r>
+        <w:rPr>
+          <w:b/>
+          <w:sz w:val="22"/>
+        </w:rPr>
+        <w:t>Corpus sync (July 2026)</w:t>
+      </w:r>
+      <w:r>
+        <w:rPr>
+          <w:sz w:val="22"/>
+        </w:rPr>
+        <w:t xml:space="preserve"> — Books 15 (Training &amp; Awareness) and 16 (Authorization Package &amp; ConMon) joined the corpus; slot 8 — training (KSI-CED) joined the evidence model, taking CR26 coverage to all 29 KSIs evaluable. Module pages, tracks, rubrics, and figures updated.</w:t>
       </w:r>
     </w:p>
     <w:p>

--- a/docs/publications/aan-training-program/AAN_Training_Program_Charter.docx
+++ b/docs/publications/aan-training-program/AAN_Training_Program_Charter.docx
@@ -20,7 +20,7 @@
           <w:color w:val="5A5A5A"/>
           <w:sz w:val="24"/>
         </w:rPr>
-        <w:t>Two-track curriculum over the 17-book Federal Application-Aware Networking series — compliance and implementation</w:t>
+        <w:t>Two-track curriculum over the 20-book Federal Application-Aware Networking series — compliance and implementation</w:t>
       </w:r>
     </w:p>
     <w:p>
@@ -167,13 +167,13 @@
           <w:b/>
           <w:sz w:val="22"/>
         </w:rPr>
-        <w:t>17-book corpus</w:t>
+        <w:t>20-book corpus</w:t>
       </w:r>
       <w:r>
         <w:rPr>
           <w:sz w:val="22"/>
         </w:rPr>
-        <w:t xml:space="preserve"> (Book 00 through Book 16) that documents a complete federal network modernization: landing zone and IPAM, network and telecommunications modernization, data-platform authentication, privileged access, vulnerability management, data protection, detection engineering, business continuity, supply-chain risk, program governance, PII transparency, cybersecurity training, and the authorization package / ConMon wrapper. The books live in draft staging at </w:t>
+        <w:t xml:space="preserve"> (Book 00 through Book 19) that documents a complete federal network modernization: landing zone and IPAM, network access control, cryptographic identity, the HR-driven identity and organizational SSOT, network and telecommunications modernization, data-platform authentication, privileged access, vulnerability management, data protection, detection engineering, business continuity, supply-chain risk, program governance, PII transparency, cybersecurity training, and the authorization package / ConMon wrapper. The books live in draft staging at </w:t>
       </w:r>
       <w:r>
         <w:rPr>
@@ -251,7 +251,7 @@
           <w:color w:val="5A5A5A"/>
           <w:sz w:val="18"/>
         </w:rPr>
-        <w:t>Figure 1 — The program at a glance: 17 books produce artifacts, eight slot mappings bind them as evidence, and two tracks teach the corpus.</w:t>
+        <w:t>Figure 1 — The program at a glance: 20 books produce artifacts, eight slot mappings bind them as evidence, and two tracks teach the corpus.</w:t>
       </w:r>
     </w:p>
     <w:p>
@@ -422,7 +422,7 @@
               <w:rPr>
                 <w:sz w:val="18"/>
               </w:rPr>
-              <w:t>Can state, for each of the 17 books, which NIST SP 800-53 Rev 5 controls it closes, which FedRAMP 20x KSI category evaluates that closure, and how the evidence flows through the UIAO conformance pipeline</w:t>
+              <w:t>Can state, for each of the 20 books, which NIST SP 800-53 Rev 5 controls it closes, which FedRAMP 20x KSI category evaluates that closure, and how the evidence flows through the UIAO conformance pipeline</w:t>
             </w:r>
           </w:p>
         </w:tc>
@@ -664,7 +664,7 @@
         <w:rPr>
           <w:color w:val="0D1B2E"/>
         </w:rPr>
-        <w:t>The 17-book corpus</w:t>
+        <w:t>The 20-book corpus</w:t>
       </w:r>
     </w:p>
     <w:p>
@@ -970,6 +970,222 @@
               <w:rPr>
                 <w:sz w:val="18"/>
               </w:rPr>
+              <w:t>Network Access Control (802.1X)</w:t>
+            </w:r>
+          </w:p>
+        </w:tc>
+        <w:tc>
+          <w:tcPr>
+            <w:tcW w:type="dxa" w:w="1872"/>
+          </w:tcPr>
+          <w:p>
+            <w:r/>
+            <w:r>
+              <w:rPr>
+                <w:sz w:val="18"/>
+              </w:rPr>
+              <w:t>Device identity at the port</w:t>
+            </w:r>
+          </w:p>
+        </w:tc>
+        <w:tc>
+          <w:tcPr>
+            <w:tcW w:type="dxa" w:w="1872"/>
+          </w:tcPr>
+          <w:p>
+            <w:r/>
+            <w:r>
+              <w:rPr>
+                <w:sz w:val="18"/>
+              </w:rPr>
+              <w:t>(binding pending mapping refresh)</w:t>
+            </w:r>
+          </w:p>
+        </w:tc>
+        <w:tc>
+          <w:tcPr>
+            <w:tcW w:type="dxa" w:w="1872"/>
+          </w:tcPr>
+          <w:p>
+            <w:r/>
+            <w:r>
+              <w:rPr>
+                <w:sz w:val="18"/>
+              </w:rPr>
+              <w:t>KSI-CMT / KSI-IAM themes</w:t>
+            </w:r>
+          </w:p>
+        </w:tc>
+      </w:tr>
+      <w:tr>
+        <w:tc>
+          <w:tcPr>
+            <w:tcW w:type="dxa" w:w="1872"/>
+          </w:tcPr>
+          <w:p>
+            <w:r/>
+            <w:r>
+              <w:rPr>
+                <w:sz w:val="18"/>
+              </w:rPr>
+              <w:t>03</w:t>
+            </w:r>
+          </w:p>
+        </w:tc>
+        <w:tc>
+          <w:tcPr>
+            <w:tcW w:type="dxa" w:w="1872"/>
+          </w:tcPr>
+          <w:p>
+            <w:r/>
+            <w:r>
+              <w:rPr>
+                <w:sz w:val="18"/>
+              </w:rPr>
+              <w:t>Certificates, Tokens &amp; Cryptographic Identity</w:t>
+            </w:r>
+          </w:p>
+        </w:tc>
+        <w:tc>
+          <w:tcPr>
+            <w:tcW w:type="dxa" w:w="1872"/>
+          </w:tcPr>
+          <w:p>
+            <w:r/>
+            <w:r>
+              <w:rPr>
+                <w:sz w:val="18"/>
+              </w:rPr>
+              <w:t>PKI, tokens, phishing-resistant MFA</w:t>
+            </w:r>
+          </w:p>
+        </w:tc>
+        <w:tc>
+          <w:tcPr>
+            <w:tcW w:type="dxa" w:w="1872"/>
+          </w:tcPr>
+          <w:p>
+            <w:r/>
+            <w:r>
+              <w:rPr>
+                <w:sz w:val="18"/>
+              </w:rPr>
+              <w:t>1 — identity</w:t>
+            </w:r>
+          </w:p>
+        </w:tc>
+        <w:tc>
+          <w:tcPr>
+            <w:tcW w:type="dxa" w:w="1872"/>
+          </w:tcPr>
+          <w:p>
+            <w:r/>
+            <w:r>
+              <w:rPr>
+                <w:sz w:val="18"/>
+              </w:rPr>
+              <w:t>KSI-IAM</w:t>
+            </w:r>
+          </w:p>
+        </w:tc>
+      </w:tr>
+      <w:tr>
+        <w:tc>
+          <w:tcPr>
+            <w:tcW w:type="dxa" w:w="1872"/>
+          </w:tcPr>
+          <w:p>
+            <w:r/>
+            <w:r>
+              <w:rPr>
+                <w:sz w:val="18"/>
+              </w:rPr>
+              <w:t>04</w:t>
+            </w:r>
+          </w:p>
+        </w:tc>
+        <w:tc>
+          <w:tcPr>
+            <w:tcW w:type="dxa" w:w="1872"/>
+          </w:tcPr>
+          <w:p>
+            <w:r/>
+            <w:r>
+              <w:rPr>
+                <w:sz w:val="18"/>
+              </w:rPr>
+              <w:t>HRIT Identity &amp; Org SSOT</w:t>
+            </w:r>
+          </w:p>
+        </w:tc>
+        <w:tc>
+          <w:tcPr>
+            <w:tcW w:type="dxa" w:w="1872"/>
+          </w:tcPr>
+          <w:p>
+            <w:r/>
+            <w:r>
+              <w:rPr>
+                <w:sz w:val="18"/>
+              </w:rPr>
+              <w:t>HR-driven identity lifecycle</w:t>
+            </w:r>
+          </w:p>
+        </w:tc>
+        <w:tc>
+          <w:tcPr>
+            <w:tcW w:type="dxa" w:w="1872"/>
+          </w:tcPr>
+          <w:p>
+            <w:r/>
+            <w:r>
+              <w:rPr>
+                <w:sz w:val="18"/>
+              </w:rPr>
+              <w:t>1 — identity</w:t>
+            </w:r>
+          </w:p>
+        </w:tc>
+        <w:tc>
+          <w:tcPr>
+            <w:tcW w:type="dxa" w:w="1872"/>
+          </w:tcPr>
+          <w:p>
+            <w:r/>
+            <w:r>
+              <w:rPr>
+                <w:sz w:val="18"/>
+              </w:rPr>
+              <w:t>KSI-IAM</w:t>
+            </w:r>
+          </w:p>
+        </w:tc>
+      </w:tr>
+      <w:tr>
+        <w:tc>
+          <w:tcPr>
+            <w:tcW w:type="dxa" w:w="1872"/>
+          </w:tcPr>
+          <w:p>
+            <w:r/>
+            <w:r>
+              <w:rPr>
+                <w:sz w:val="18"/>
+              </w:rPr>
+              <w:t>05</w:t>
+            </w:r>
+          </w:p>
+        </w:tc>
+        <w:tc>
+          <w:tcPr>
+            <w:tcW w:type="dxa" w:w="1872"/>
+          </w:tcPr>
+          <w:p>
+            <w:r/>
+            <w:r>
+              <w:rPr>
+                <w:sz w:val="18"/>
+              </w:rPr>
               <w:t>Network Modernization</w:t>
             </w:r>
           </w:p>
@@ -1028,7 +1244,7 @@
               <w:rPr>
                 <w:sz w:val="18"/>
               </w:rPr>
-              <w:t>03</w:t>
+              <w:t>06</w:t>
             </w:r>
           </w:p>
         </w:tc>
@@ -1100,7 +1316,7 @@
               <w:rPr>
                 <w:sz w:val="18"/>
               </w:rPr>
-              <w:t>04</w:t>
+              <w:t>07</w:t>
             </w:r>
           </w:p>
         </w:tc>
@@ -1172,7 +1388,7 @@
               <w:rPr>
                 <w:sz w:val="18"/>
               </w:rPr>
-              <w:t>05</w:t>
+              <w:t>08</w:t>
             </w:r>
           </w:p>
         </w:tc>
@@ -1214,7 +1430,7 @@
               <w:rPr>
                 <w:sz w:val="18"/>
               </w:rPr>
-              <w:t>(procedural evidence for Book 04)</w:t>
+              <w:t>(procedural evidence for Book 07)</w:t>
             </w:r>
           </w:p>
         </w:tc>
@@ -1244,7 +1460,7 @@
               <w:rPr>
                 <w:sz w:val="18"/>
               </w:rPr>
-              <w:t>06</w:t>
+              <w:t>09</w:t>
             </w:r>
           </w:p>
         </w:tc>
@@ -1316,7 +1532,7 @@
               <w:rPr>
                 <w:sz w:val="18"/>
               </w:rPr>
-              <w:t>07</w:t>
+              <w:t>10</w:t>
             </w:r>
           </w:p>
         </w:tc>
@@ -1388,7 +1604,7 @@
               <w:rPr>
                 <w:sz w:val="18"/>
               </w:rPr>
-              <w:t>08</w:t>
+              <w:t>11</w:t>
             </w:r>
           </w:p>
         </w:tc>
@@ -1460,7 +1676,7 @@
               <w:rPr>
                 <w:sz w:val="18"/>
               </w:rPr>
-              <w:t>09</w:t>
+              <w:t>12</w:t>
             </w:r>
           </w:p>
         </w:tc>
@@ -1532,7 +1748,7 @@
               <w:rPr>
                 <w:sz w:val="18"/>
               </w:rPr>
-              <w:t>10</w:t>
+              <w:t>13</w:t>
             </w:r>
           </w:p>
         </w:tc>
@@ -1604,7 +1820,7 @@
               <w:rPr>
                 <w:sz w:val="18"/>
               </w:rPr>
-              <w:t>11</w:t>
+              <w:t>14</w:t>
             </w:r>
           </w:p>
         </w:tc>
@@ -1676,7 +1892,7 @@
               <w:rPr>
                 <w:sz w:val="18"/>
               </w:rPr>
-              <w:t>12</w:t>
+              <w:t>15</w:t>
             </w:r>
           </w:p>
         </w:tc>
@@ -1748,7 +1964,7 @@
               <w:rPr>
                 <w:sz w:val="18"/>
               </w:rPr>
-              <w:t>13</w:t>
+              <w:t>16</w:t>
             </w:r>
           </w:p>
         </w:tc>
@@ -1820,7 +2036,7 @@
               <w:rPr>
                 <w:sz w:val="18"/>
               </w:rPr>
-              <w:t>14</w:t>
+              <w:t>17</w:t>
             </w:r>
           </w:p>
         </w:tc>
@@ -1892,7 +2108,7 @@
               <w:rPr>
                 <w:sz w:val="18"/>
               </w:rPr>
-              <w:t>15</w:t>
+              <w:t>18</w:t>
             </w:r>
           </w:p>
         </w:tc>
@@ -1964,7 +2180,7 @@
               <w:rPr>
                 <w:sz w:val="18"/>
               </w:rPr>
-              <w:t>16</w:t>
+              <w:t>19</w:t>
             </w:r>
           </w:p>
         </w:tc>
@@ -2036,6 +2252,30 @@
           <w:sz w:val="22"/>
         </w:rPr>
         <w:t>Slot definitions, KSI categories, and NIST anchors come from the adapter's mapping files &lt;https://github.com/WhalerMike/uiao/tree/main/src/uiao/adapters/fedramp_aan_catalog/mappings&gt; — the same data the conformance pipeline evaluates, so the curriculum cannot silently drift from the evidence model.</w:t>
+      </w:r>
+    </w:p>
+    <w:p>
+      <w:pPr>
+        <w:shd w:val="clear" w:fill="EAF1FB"/>
+      </w:pPr>
+      <w:r>
+        <w:rPr>
+          <w:b/>
+          <w:color w:val="1E8C8C"/>
+          <w:sz w:val="20"/>
+        </w:rPr>
+        <w:t>[NOTE]</w:t>
+      </w:r>
+    </w:p>
+    <w:p>
+      <w:pPr>
+        <w:spacing w:before="80" w:after="80"/>
+      </w:pPr>
+      <w:r>
+        <w:rPr>
+          <w:sz w:val="22"/>
+        </w:rPr>
+        <w:t>The adapter's mapping files still reference the pre-restructure numbering and filenames and are pending refresh for the 20-book series; the slot column above uses the books' own stated bindings (Books 03/04 → slot 1) plus the prior bindings translated to the new numbering.</w:t>
       </w:r>
     </w:p>
     <w:p>
@@ -2378,7 +2618,7 @@
         <w:rPr>
           <w:sz w:val="22"/>
         </w:rPr>
-        <w:t xml:space="preserve"> — shipped: all 15 books have module pages (see the table above) with objectives, key concepts, implementation sequence, labs, and pitfalls derived from the manuscripts. Next iteration: reading checkpoints and quiz items.</w:t>
+        <w:t xml:space="preserve"> — shipped: all 20 books have module pages (see the table above) with objectives, key concepts, implementation sequence, labs, and pitfalls derived from the manuscripts. Next iteration: reading checkpoints and quiz items.</w:t>
       </w:r>
     </w:p>
     <w:p>
@@ -2426,7 +2666,7 @@
         <w:rPr>
           <w:sz w:val="22"/>
         </w:rPr>
-        <w:t xml:space="preserve"> — shipped: the lab hub with scripted setups for DDI (B1), PIM (B4), Sentinel (B5), and Purview (B5), tiered fixture / trial-tenant / product-eval. Next iteration: B2 SD-WAN eval-gear labs.</w:t>
+        <w:t xml:space="preserve"> — shipped: the lab hub with scripted setups for DDI (B1), PIM (B5), Sentinel (B6), and Purview (B6), tiered fixture / trial-tenant / product-eval. Next iteration: B2 access/identity and B3 SD-WAN eval-gear labs.</w:t>
       </w:r>
     </w:p>
     <w:p>
@@ -2474,7 +2714,44 @@
         <w:rPr>
           <w:sz w:val="22"/>
         </w:rPr>
-        <w:t xml:space="preserve"> — Books 15 (Training &amp; Awareness) and 16 (Authorization Package &amp; ConMon) joined the corpus; slot 8 — training (KSI-CED) joined the evidence model, taking CR26 coverage to all 29 KSIs evaluable. Module pages, tracks, rubrics, and figures updated.</w:t>
+        <w:t xml:space="preserve"> — Books 18 (Training &amp; Awareness) and 19 (Authorization Package &amp; ConMon) joined the corpus; slot 8 — training (KSI-CED) joined the evidence model, taking CR26 coverage to all 29 KSIs evaluable. Module pages, tracks, rubrics, and figures updated.</w:t>
+      </w:r>
+    </w:p>
+    <w:p>
+      <w:pPr>
+        <w:pStyle w:val="ListBullet"/>
+      </w:pPr>
+      <w:r>
+        <w:rPr>
+          <w:sz w:val="22"/>
+        </w:rPr>
+        <w:t xml:space="preserve">✅ </w:t>
+      </w:r>
+      <w:r>
+        <w:rPr>
+          <w:b/>
+          <w:sz w:val="22"/>
+        </w:rPr>
+        <w:t>Series restructure sync (July 2026)</w:t>
+      </w:r>
+      <w:r>
+        <w:rPr>
+          <w:sz w:val="22"/>
+        </w:rPr>
+        <w:t xml:space="preserve"> — resynced to the 20-book FedAAN series: three new early books (02 Network Access Control, 03 Certificates/Tokens, 04 HRIT Identity &amp; Org SSOT), all downstream books renumbered (+3), filenames moved to the </w:t>
+      </w:r>
+      <w:r>
+        <w:rPr>
+          <w:rFonts w:ascii="Consolas" w:hAnsi="Consolas"/>
+          <w:sz w:val="22"/>
+        </w:rPr>
+        <w:t>FedAAN_</w:t>
+      </w:r>
+      <w:r>
+        <w:rPr>
+          <w:sz w:val="22"/>
+        </w:rPr>
+        <w:t xml:space="preserve"> scheme, module pages/tracks/figures/rubrics/bundle regenerated.</w:t>
       </w:r>
     </w:p>
     <w:p>
